--- a/data/exports/kcet-definite-integration_revision_notes.docx
+++ b/data/exports/kcet-definite-integration_revision_notes.docx
@@ -189,7 +189,7 @@
                 <w:color w:val="2D3748"/>
                 <w:sz w:val="19"/>
               </w:rPr>
-              <w:t>Kcet Definite Integration - Core Application</w:t>
+              <w:t>King's Property &amp; Definite Integral Properties</w:t>
             </w:r>
           </w:p>
         </w:tc>
@@ -209,7 +209,7 @@
               <w:rPr>
                 <w:sz w:val="19"/>
               </w:rPr>
-              <w:t>31 PYQs</w:t>
+              <w:t>17 PYQs</w:t>
             </w:r>
           </w:p>
         </w:tc>
@@ -230,7 +230,94 @@
                 <w:color w:val="718096"/>
                 <w:sz w:val="19"/>
               </w:rPr>
-              <w:t>General Concept</w:t>
+              <w:t>Integral Properties</w:t>
+            </w:r>
+          </w:p>
+        </w:tc>
+      </w:tr>
+      <w:tr>
+        <w:tc>
+          <w:tcPr>
+            <w:tcW w:type="dxa" w:w="2160"/>
+            <w:shd w:fill="FFFFFF"/>
+            <w:tcMar>
+              <w:top w:w="80" w:type="dxa"/>
+              <w:bottom w:w="80" w:type="dxa"/>
+              <w:left w:w="150" w:type="dxa"/>
+              <w:right w:w="150" w:type="dxa"/>
+            </w:tcMar>
+          </w:tcPr>
+          <w:p>
+            <w:r>
+              <w:rPr>
+                <w:b/>
+                <w:color w:val="2B6CB0"/>
+                <w:sz w:val="19"/>
+              </w:rPr>
+              <w:t>High</w:t>
+            </w:r>
+          </w:p>
+        </w:tc>
+        <w:tc>
+          <w:tcPr>
+            <w:tcW w:type="dxa" w:w="4320"/>
+            <w:shd w:fill="FFFFFF"/>
+            <w:tcMar>
+              <w:top w:w="80" w:type="dxa"/>
+              <w:bottom w:w="80" w:type="dxa"/>
+              <w:left w:w="150" w:type="dxa"/>
+              <w:right w:w="150" w:type="dxa"/>
+            </w:tcMar>
+          </w:tcPr>
+          <w:p>
+            <w:r>
+              <w:rPr>
+                <w:b/>
+                <w:color w:val="2D3748"/>
+                <w:sz w:val="19"/>
+              </w:rPr>
+              <w:t>Limit of a Sum &amp; Area Under Curves</w:t>
+            </w:r>
+          </w:p>
+        </w:tc>
+        <w:tc>
+          <w:tcPr>
+            <w:tcW w:type="dxa" w:w="1728"/>
+            <w:shd w:fill="FFFFFF"/>
+            <w:tcMar>
+              <w:top w:w="80" w:type="dxa"/>
+              <w:bottom w:w="80" w:type="dxa"/>
+              <w:left w:w="150" w:type="dxa"/>
+              <w:right w:w="150" w:type="dxa"/>
+            </w:tcMar>
+          </w:tcPr>
+          <w:p>
+            <w:r>
+              <w:rPr>
+                <w:sz w:val="19"/>
+              </w:rPr>
+              <w:t>14 PYQs</w:t>
+            </w:r>
+          </w:p>
+        </w:tc>
+        <w:tc>
+          <w:tcPr>
+            <w:tcW w:type="dxa" w:w="1872"/>
+            <w:shd w:fill="FFFFFF"/>
+            <w:tcMar>
+              <w:top w:w="80" w:type="dxa"/>
+              <w:bottom w:w="80" w:type="dxa"/>
+              <w:left w:w="150" w:type="dxa"/>
+              <w:right w:w="150" w:type="dxa"/>
+            </w:tcMar>
+          </w:tcPr>
+          <w:p>
+            <w:r>
+              <w:rPr>
+                <w:color w:val="718096"/>
+                <w:sz w:val="19"/>
+              </w:rPr>
+              <w:t>Summation &amp; Area</w:t>
             </w:r>
           </w:p>
         </w:tc>
@@ -311,6 +398,98 @@
           </w:p>
         </w:tc>
       </w:tr>
+      <w:tr>
+        <w:tc>
+          <w:tcPr>
+            <w:tcW w:type="dxa" w:w="3600"/>
+            <w:shd w:fill="F7FAFC"/>
+            <w:tcMar>
+              <w:top w:w="100" w:type="dxa"/>
+              <w:bottom w:w="100" w:type="dxa"/>
+              <w:left w:w="150" w:type="dxa"/>
+              <w:right w:w="150" w:type="dxa"/>
+            </w:tcMar>
+          </w:tcPr>
+          <w:p>
+            <w:r>
+              <w:rPr>
+                <w:b/>
+                <w:color w:val="1A365D"/>
+                <w:sz w:val="19"/>
+              </w:rPr>
+              <w:t>King's Property &amp; Definite Integral Properties</w:t>
+            </w:r>
+          </w:p>
+        </w:tc>
+        <w:tc>
+          <w:tcPr>
+            <w:tcW w:type="dxa" w:w="6480"/>
+            <w:shd w:fill="F7FAFC"/>
+            <w:tcMar>
+              <w:top w:w="100" w:type="dxa"/>
+              <w:bottom w:w="100" w:type="dxa"/>
+              <w:left w:w="150" w:type="dxa"/>
+              <w:right w:w="150" w:type="dxa"/>
+            </w:tcMar>
+          </w:tcPr>
+          <w:p>
+            <w:r>
+              <w:rPr>
+                <w:rFonts w:ascii="Cambria Math" w:hAnsi="Cambria Math"/>
+                <w:color w:val="2D3748"/>
+                <w:sz w:val="19"/>
+              </w:rPr>
+              <w:t>\int_a^b f(x)\,dx = \int_a^b f(a+b-x)\,dx, \quad \int_{-a}^a f(x)\,dx = 0 \text{ (if odd)}, \quad \frac{d}{dx}\int_{u(x)}^{v(x)} f(t)\,dt = f(v(x))v'(x) - f(u(x))u'(x)</w:t>
+            </w:r>
+          </w:p>
+        </w:tc>
+      </w:tr>
+      <w:tr>
+        <w:tc>
+          <w:tcPr>
+            <w:tcW w:type="dxa" w:w="3600"/>
+            <w:shd w:fill="FFFFFF"/>
+            <w:tcMar>
+              <w:top w:w="100" w:type="dxa"/>
+              <w:bottom w:w="100" w:type="dxa"/>
+              <w:left w:w="150" w:type="dxa"/>
+              <w:right w:w="150" w:type="dxa"/>
+            </w:tcMar>
+          </w:tcPr>
+          <w:p>
+            <w:r>
+              <w:rPr>
+                <w:b/>
+                <w:color w:val="1A365D"/>
+                <w:sz w:val="19"/>
+              </w:rPr>
+              <w:t>Limit of a Sum &amp; Area Under Curves</w:t>
+            </w:r>
+          </w:p>
+        </w:tc>
+        <w:tc>
+          <w:tcPr>
+            <w:tcW w:type="dxa" w:w="6480"/>
+            <w:shd w:fill="FFFFFF"/>
+            <w:tcMar>
+              <w:top w:w="100" w:type="dxa"/>
+              <w:bottom w:w="100" w:type="dxa"/>
+              <w:left w:w="150" w:type="dxa"/>
+              <w:right w:w="150" w:type="dxa"/>
+            </w:tcMar>
+          </w:tcPr>
+          <w:p>
+            <w:r>
+              <w:rPr>
+                <w:rFonts w:ascii="Cambria Math" w:hAnsi="Cambria Math"/>
+                <w:color w:val="2D3748"/>
+                <w:sz w:val="19"/>
+              </w:rPr>
+              <w:t>\lim_{n \to \infty} \frac{1}{n}\Sigma_{r=1}^n f\left(\frac{r}{n}\right) = \int_0^1 f(x)\,dx, \quad \text{Area between } y^2 = 4ax \text{ and } y = mx \implies \frac{8a^2}{3m^3}</w:t>
+            </w:r>
+          </w:p>
+        </w:tc>
+      </w:tr>
     </w:tbl>
     <w:p>
       <w:pPr>
@@ -338,7 +517,7 @@
           <w:color w:val="2B6CB0"/>
           <w:sz w:val="24"/>
         </w:rPr>
-        <w:t>3.1 Kcet Definite Integration - Core Application (Very High Yield — 31 PYQs)</w:t>
+        <w:t>3.1 King's Property &amp; Definite Integral Properties (Very High Yield — 17 PYQs)</w:t>
       </w:r>
     </w:p>
     <w:p>
@@ -353,7 +532,7 @@
         <w:rPr>
           <w:sz w:val="20"/>
         </w:rPr>
-        <w:t>Key problem pattern in Kcet Definite Integration.</w:t>
+        <w:t>King's property f(a+b-x), reflection symmetry, integrals of even/odd functions, periodic functions, and Leibnitz integral differentiation.</w:t>
       </w:r>
     </w:p>
     <w:tbl>
@@ -391,7 +570,7 @@
                 <w:color w:val="2D3748"/>
                 <w:sz w:val="19"/>
               </w:rPr>
-              <w:t>Watch for algebraic and sign errors.</w:t>
+              <w:t>King's property added to the original integral often yields 2I = ∫_a^b 1\,dx = b - a \implies I = (b - a / 2).</w:t>
             </w:r>
           </w:p>
         </w:tc>
@@ -432,7 +611,7 @@
                 <w:color w:val="2D3748"/>
                 <w:sz w:val="19"/>
               </w:rPr>
-              <w:t>Verify dimensions and boundary conditions.</w:t>
+              <w:t>Integral of odd function over symmetric limits [-a, a] is always ZERO: ∫_(-a)^a f(x)\,dx = 0.</w:t>
             </w:r>
           </w:p>
         </w:tc>
@@ -515,6 +694,160 @@
           <w:b/>
           <w:sz w:val="18"/>
         </w:rPr>
+        <w:t xml:space="preserve">[2025 Shift] Q#4 (MCQ): </w:t>
+      </w:r>
+      <w:r>
+        <w:rPr>
+          <w:sz w:val="18"/>
+        </w:rPr>
+        <w:t xml:space="preserve">"The value of∫_(0)^2π√(1+sin((x / 2)))dxis..."  </w:t>
+      </w:r>
+      <w:r>
+        <w:rPr>
+          <w:b/>
+          <w:color w:val="2B6CB0"/>
+          <w:sz w:val="18"/>
+        </w:rPr>
+        <w:t>[Ans: N/A]</w:t>
+      </w:r>
+    </w:p>
+    <w:p>
+      <w:pPr>
+        <w:spacing w:after="120"/>
+      </w:pPr>
+    </w:p>
+    <w:p>
+      <w:pPr>
+        <w:pStyle w:val="Heading2"/>
+      </w:pPr>
+      <w:r>
+        <w:rPr>
+          <w:color w:val="2B6CB0"/>
+          <w:sz w:val="24"/>
+        </w:rPr>
+        <w:t>3.2 Limit of a Sum &amp; Area Under Curves (High Yield — 14 PYQs)</w:t>
+      </w:r>
+    </w:p>
+    <w:p>
+      <w:r>
+        <w:rPr>
+          <w:b/>
+          <w:sz w:val="20"/>
+        </w:rPr>
+        <w:t xml:space="preserve">Core Principle: </w:t>
+      </w:r>
+      <w:r>
+        <w:rPr>
+          <w:sz w:val="20"/>
+        </w:rPr>
+        <w:t>Definite integrals as limits of Riemann sums (r/n o x, 1/n o dx), and enclosed area calculations between curves.</w:t>
+      </w:r>
+    </w:p>
+    <w:tbl>
+      <w:tblPr>
+        <w:tblW w:type="auto" w:w="0"/>
+        <w:jc w:val="center"/>
+        <w:tblLook w:firstColumn="1" w:firstRow="1" w:lastColumn="0" w:lastRow="0" w:noHBand="0" w:noVBand="1" w:val="04A0"/>
+      </w:tblPr>
+      <w:tblGrid>
+        <w:gridCol w:w="10080"/>
+      </w:tblGrid>
+      <w:tr>
+        <w:tc>
+          <w:tcPr>
+            <w:tcW w:type="dxa" w:w="10080"/>
+            <w:shd w:fill="FFF5F5"/>
+            <w:tcMar>
+              <w:top w:w="100" w:type="dxa"/>
+              <w:bottom w:w="100" w:type="dxa"/>
+              <w:left w:w="150" w:type="dxa"/>
+              <w:right w:w="150" w:type="dxa"/>
+            </w:tcMar>
+          </w:tcPr>
+          <w:p>
+            <w:r>
+              <w:rPr>
+                <w:b/>
+                <w:color w:val="C53030"/>
+                <w:sz w:val="19"/>
+              </w:rPr>
+              <w:t xml:space="preserve">⚠️ Common Trap / JEE Pitfall: </w:t>
+            </w:r>
+            <w:r>
+              <w:rPr>
+                <w:color w:val="2D3748"/>
+                <w:sz w:val="19"/>
+              </w:rPr>
+              <w:t>Area is always a positive geometric quantity; if the curve dips below the x-axis, take absolute value |∫ y\,dx|.</w:t>
+            </w:r>
+          </w:p>
+        </w:tc>
+      </w:tr>
+    </w:tbl>
+    <w:tbl>
+      <w:tblPr>
+        <w:tblW w:type="auto" w:w="0"/>
+        <w:jc w:val="center"/>
+        <w:tblLook w:firstColumn="1" w:firstRow="1" w:lastColumn="0" w:lastRow="0" w:noHBand="0" w:noVBand="1" w:val="04A0"/>
+      </w:tblPr>
+      <w:tblGrid>
+        <w:gridCol w:w="10080"/>
+      </w:tblGrid>
+      <w:tr>
+        <w:tc>
+          <w:tcPr>
+            <w:tcW w:type="dxa" w:w="10080"/>
+            <w:shd w:fill="F0FFF4"/>
+            <w:tcMar>
+              <w:top w:w="100" w:type="dxa"/>
+              <w:bottom w:w="100" w:type="dxa"/>
+              <w:left w:w="150" w:type="dxa"/>
+              <w:right w:w="150" w:type="dxa"/>
+            </w:tcMar>
+          </w:tcPr>
+          <w:p>
+            <w:r>
+              <w:rPr>
+                <w:b/>
+                <w:color w:val="276749"/>
+                <w:sz w:val="19"/>
+              </w:rPr>
+              <w:t xml:space="preserve">💡 Speed Hack / Trick: </w:t>
+            </w:r>
+            <w:r>
+              <w:rPr>
+                <w:color w:val="2D3748"/>
+                <w:sz w:val="19"/>
+              </w:rPr>
+              <w:t>Area bounded by y^2 = 4ax and x^2 = 4by is given directly by rac16ab3.</w:t>
+            </w:r>
+          </w:p>
+        </w:tc>
+      </w:tr>
+    </w:tbl>
+    <w:p>
+      <w:pPr>
+        <w:spacing w:before="120" w:after="40"/>
+      </w:pPr>
+      <w:r>
+        <w:rPr>
+          <w:b/>
+          <w:color w:val="1A365D"/>
+          <w:sz w:val="19"/>
+        </w:rPr>
+        <w:t>Source PYQs testing this concept:</w:t>
+      </w:r>
+    </w:p>
+    <w:p>
+      <w:pPr>
+        <w:pStyle w:val="ListBullet"/>
+        <w:spacing w:after="40"/>
+      </w:pPr>
+      <w:r>
+        <w:rPr>
+          <w:b/>
+          <w:sz w:val="18"/>
+        </w:rPr>
         <w:t xml:space="preserve">[2025 Shift] Q#1 (MCQ): </w:t>
       </w:r>
       <w:r>
@@ -522,6 +855,60 @@
           <w:sz w:val="18"/>
         </w:rPr>
         <w:t xml:space="preserve">"∫_(0)^1log((1 / x)-1)dx is..."  </w:t>
+      </w:r>
+      <w:r>
+        <w:rPr>
+          <w:b/>
+          <w:color w:val="2B6CB0"/>
+          <w:sz w:val="18"/>
+        </w:rPr>
+        <w:t>[Ans: N/A]</w:t>
+      </w:r>
+    </w:p>
+    <w:p>
+      <w:pPr>
+        <w:pStyle w:val="ListBullet"/>
+        <w:spacing w:after="40"/>
+      </w:pPr>
+      <w:r>
+        <w:rPr>
+          <w:b/>
+          <w:sz w:val="18"/>
+        </w:rPr>
+        <w:t xml:space="preserve">[2025 Shift] Q#3 (MCQ): </w:t>
+      </w:r>
+      <w:r>
+        <w:rPr>
+          <w:sz w:val="18"/>
+        </w:rPr>
+        <w:t xml:space="preserve">"The value of ∫_(-1)^1sin^5xcos^4xdx is..."  </w:t>
+      </w:r>
+      <w:r>
+        <w:rPr>
+          <w:b/>
+          <w:color w:val="2B6CB0"/>
+          <w:sz w:val="18"/>
+        </w:rPr>
+        <w:t>[Ans: N/A]</w:t>
+      </w:r>
+    </w:p>
+    <w:p>
+      <w:pPr>
+        <w:pStyle w:val="ListBullet"/>
+        <w:spacing w:after="40"/>
+      </w:pPr>
+      <w:r>
+        <w:rPr>
+          <w:b/>
+          <w:sz w:val="18"/>
+        </w:rPr>
+        <w:t xml:space="preserve">[2024 Shift] Q#3 (MCQ): </w:t>
+      </w:r>
+      <w:r>
+        <w:rPr>
+          <w:sz w:val="18"/>
+        </w:rPr>
+        <w:t xml:space="preserve">"∫_(1)^5(|x-3|+|1-x|)dx=..."  </w:t>
       </w:r>
       <w:r>
         <w:rPr>
@@ -662,6 +1049,127 @@
               <w:t>Solution Analysis:</w:t>
               <w:br/>
               <w:t>Put t=x+6 Then dt=dx Now change the limits. When x=a-6, we get t=(a-6)+6=a When x=b-6, we get t=(b-6)+6=b So, ∫_(a-6)^b-6f(x+6)dx=∫_(a)^bf(t)dt The letter used for the variable does not matter in a definite integral. So, ∫_(a)^bf(t)dt=∫_(a)^bf(x)dx Hence, ∫_(a-6)^b-6f(x+6)dx=∫_(a)^bf(x)dx So the correct option is Option C</w:t>
+            </w:r>
+          </w:p>
+        </w:tc>
+      </w:tr>
+    </w:tbl>
+    <w:p>
+      <w:pPr>
+        <w:spacing w:after="120"/>
+      </w:pPr>
+    </w:p>
+    <w:p>
+      <w:pPr>
+        <w:spacing w:before="160" w:after="40"/>
+      </w:pPr>
+      <w:r>
+        <w:rPr>
+          <w:b/>
+          <w:color w:val="1A365D"/>
+          <w:sz w:val="22"/>
+        </w:rPr>
+        <w:t>Benchmark Problem 2: KCET 2025 (Q#1)</w:t>
+      </w:r>
+    </w:p>
+    <w:p>
+      <w:pPr>
+        <w:spacing w:after="80"/>
+      </w:pPr>
+      <w:r>
+        <w:rPr>
+          <w:sz w:val="20"/>
+        </w:rPr>
+        <w:t>∫_(0)^1log((1 / x)-1)dx is</w:t>
+      </w:r>
+    </w:p>
+    <w:p>
+      <w:pPr>
+        <w:pStyle w:val="ListBullet"/>
+        <w:spacing w:after="20"/>
+      </w:pPr>
+      <w:r>
+        <w:rPr>
+          <w:sz w:val="19"/>
+        </w:rPr>
+        <w:t>(A) 1</w:t>
+      </w:r>
+    </w:p>
+    <w:p>
+      <w:pPr>
+        <w:pStyle w:val="ListBullet"/>
+        <w:spacing w:after="20"/>
+      </w:pPr>
+      <w:r>
+        <w:rPr>
+          <w:sz w:val="19"/>
+        </w:rPr>
+        <w:t>(B) 0</w:t>
+      </w:r>
+    </w:p>
+    <w:p>
+      <w:pPr>
+        <w:pStyle w:val="ListBullet"/>
+        <w:spacing w:after="20"/>
+      </w:pPr>
+      <w:r>
+        <w:rPr>
+          <w:sz w:val="19"/>
+        </w:rPr>
+        <w:t>(C) log_(e)2</w:t>
+      </w:r>
+    </w:p>
+    <w:p>
+      <w:pPr>
+        <w:pStyle w:val="ListBullet"/>
+        <w:spacing w:after="20"/>
+      </w:pPr>
+      <w:r>
+        <w:rPr>
+          <w:sz w:val="19"/>
+        </w:rPr>
+        <w:t>(D) log_(e)((1 / 2))</w:t>
+      </w:r>
+    </w:p>
+    <w:tbl>
+      <w:tblPr>
+        <w:tblW w:type="auto" w:w="0"/>
+        <w:jc w:val="center"/>
+        <w:tblLook w:firstColumn="1" w:firstRow="1" w:lastColumn="0" w:lastRow="0" w:noHBand="0" w:noVBand="1" w:val="04A0"/>
+      </w:tblPr>
+      <w:tblGrid>
+        <w:gridCol w:w="10080"/>
+      </w:tblGrid>
+      <w:tr>
+        <w:tc>
+          <w:tcPr>
+            <w:tcW w:type="dxa" w:w="10080"/>
+            <w:shd w:fill="F7FAFC"/>
+            <w:tcMar>
+              <w:top w:w="100" w:type="dxa"/>
+              <w:bottom w:w="100" w:type="dxa"/>
+              <w:left w:w="150" w:type="dxa"/>
+              <w:right w:w="150" w:type="dxa"/>
+            </w:tcMar>
+          </w:tcPr>
+          <w:p>
+            <w:r>
+              <w:rPr>
+                <w:b/>
+                <w:color w:val="1A365D"/>
+                <w:sz w:val="19"/>
+              </w:rPr>
+              <w:t>Correct Answer: None</w:t>
+              <w:br/>
+            </w:r>
+            <w:r>
+              <w:rPr>
+                <w:color w:val="2D3748"/>
+                <w:sz w:val="18"/>
+              </w:rPr>
+              <w:t>Solution Analysis:</w:t>
+              <w:br/>
+              <w:t>∫_(0)^1log((1 / x)-1)dx=∫_(0)^1log((1-x / x))dx I=∫_(0)^1log((1 / 1+0-x)-1)=∫_(0)^1log((1 / 1-x)-1)dx I=∫_(0)^1log((1-1+x / 1-x))dx=∫_(0)^1log((x / 1-x))dx 2I=∫_(0)^1(log((1-x / x))+log((x / 1-x)))dx 2I=0 ⇒ I=0.</w:t>
             </w:r>
           </w:p>
         </w:tc>

--- a/data/exports/kcet-definite-integration_revision_notes.docx
+++ b/data/exports/kcet-definite-integration_revision_notes.docx
@@ -13,7 +13,7 @@
           <w:color w:val="1A365D"/>
           <w:sz w:val="44"/>
         </w:rPr>
-        <w:t>JEE MAIN REVISION MASTER: DEFINITE INTEGRATION 2026 2 QUESTIONS 3.33% WEIGHTAGE ↓33.4%</w:t>
+        <w:t>JEE MAIN REVISION MASTER: DEFINITE INTEGRATION</w:t>
       </w:r>
     </w:p>
     <w:p>
@@ -209,7 +209,7 @@
               <w:rPr>
                 <w:sz w:val="19"/>
               </w:rPr>
-              <w:t>17 PYQs</w:t>
+              <w:t>30 PYQs</w:t>
             </w:r>
           </w:p>
         </w:tc>
@@ -251,10 +251,10 @@
             <w:r>
               <w:rPr>
                 <w:b/>
-                <w:color w:val="2B6CB0"/>
+                <w:color w:val="718096"/>
                 <w:sz w:val="19"/>
               </w:rPr>
-              <w:t>High</w:t>
+              <w:t>Standard</w:t>
             </w:r>
           </w:p>
         </w:tc>
@@ -296,7 +296,7 @@
               <w:rPr>
                 <w:sz w:val="19"/>
               </w:rPr>
-              <w:t>14 PYQs</w:t>
+              <w:t>1 PYQs</w:t>
             </w:r>
           </w:p>
         </w:tc>
@@ -517,7 +517,7 @@
           <w:color w:val="2B6CB0"/>
           <w:sz w:val="24"/>
         </w:rPr>
-        <w:t>3.1 King's Property &amp; Definite Integral Properties (Very High Yield — 17 PYQs)</w:t>
+        <w:t>3.1 King's Property &amp; Definite Integral Properties (Very High Yield — 30 PYQs)</w:t>
       </w:r>
     </w:p>
     <w:p>
@@ -694,13 +694,13 @@
           <w:b/>
           <w:sz w:val="18"/>
         </w:rPr>
-        <w:t xml:space="preserve">[2025 Shift] Q#4 (MCQ): </w:t>
+        <w:t xml:space="preserve">[2025 Shift] Q#1 (MCQ): </w:t>
       </w:r>
       <w:r>
         <w:rPr>
           <w:sz w:val="18"/>
         </w:rPr>
-        <w:t xml:space="preserve">"The value of∫_(0)^2π√(1+sin((x / 2)))dxis..."  </w:t>
+        <w:t xml:space="preserve">"∫_(0)^1log((1 / x)-1)dx is..."  </w:t>
       </w:r>
       <w:r>
         <w:rPr>
@@ -725,7 +725,7 @@
           <w:color w:val="2B6CB0"/>
           <w:sz w:val="24"/>
         </w:rPr>
-        <w:t>3.2 Limit of a Sum &amp; Area Under Curves (High Yield — 14 PYQs)</w:t>
+        <w:t>3.2 Limit of a Sum &amp; Area Under Curves (Standard Yield — 1 PYQs)</w:t>
       </w:r>
     </w:p>
     <w:p>
@@ -848,67 +848,13 @@
           <w:b/>
           <w:sz w:val="18"/>
         </w:rPr>
-        <w:t xml:space="preserve">[2025 Shift] Q#1 (MCQ): </w:t>
+        <w:t xml:space="preserve">[2022 Shift] Q#2 (MCQ): </w:t>
       </w:r>
       <w:r>
         <w:rPr>
           <w:sz w:val="18"/>
         </w:rPr>
-        <w:t xml:space="preserve">"∫_(0)^1log((1 / x)-1)dx is..."  </w:t>
-      </w:r>
-      <w:r>
-        <w:rPr>
-          <w:b/>
-          <w:color w:val="2B6CB0"/>
-          <w:sz w:val="18"/>
-        </w:rPr>
-        <w:t>[Ans: N/A]</w:t>
-      </w:r>
-    </w:p>
-    <w:p>
-      <w:pPr>
-        <w:pStyle w:val="ListBullet"/>
-        <w:spacing w:after="40"/>
-      </w:pPr>
-      <w:r>
-        <w:rPr>
-          <w:b/>
-          <w:sz w:val="18"/>
-        </w:rPr>
-        <w:t xml:space="preserve">[2025 Shift] Q#3 (MCQ): </w:t>
-      </w:r>
-      <w:r>
-        <w:rPr>
-          <w:sz w:val="18"/>
-        </w:rPr>
-        <w:t xml:space="preserve">"The value of ∫_(-1)^1sin^5xcos^4xdx is..."  </w:t>
-      </w:r>
-      <w:r>
-        <w:rPr>
-          <w:b/>
-          <w:color w:val="2B6CB0"/>
-          <w:sz w:val="18"/>
-        </w:rPr>
-        <w:t>[Ans: N/A]</w:t>
-      </w:r>
-    </w:p>
-    <w:p>
-      <w:pPr>
-        <w:pStyle w:val="ListBullet"/>
-        <w:spacing w:after="40"/>
-      </w:pPr>
-      <w:r>
-        <w:rPr>
-          <w:b/>
-          <w:sz w:val="18"/>
-        </w:rPr>
-        <w:t xml:space="preserve">[2024 Shift] Q#3 (MCQ): </w:t>
-      </w:r>
-      <w:r>
-        <w:rPr>
-          <w:sz w:val="18"/>
-        </w:rPr>
-        <w:t xml:space="preserve">"∫_(1)^5(|x-3|+|1-x|)dx=..."  </w:t>
+        <w:t xml:space="preserve">"Evaluate ∫_(2)^3x^2dx as the limit of a sum..."  </w:t>
       </w:r>
       <w:r>
         <w:rPr>
@@ -1069,7 +1015,7 @@
           <w:color w:val="1A365D"/>
           <w:sz w:val="22"/>
         </w:rPr>
-        <w:t>Benchmark Problem 2: KCET 2025 (Q#1)</w:t>
+        <w:t>Benchmark Problem 2: KCET 2022 (Q#2)</w:t>
       </w:r>
     </w:p>
     <w:p>
@@ -1080,7 +1026,7 @@
         <w:rPr>
           <w:sz w:val="20"/>
         </w:rPr>
-        <w:t>∫_(0)^1log((1 / x)-1)dx is</w:t>
+        <w:t>Evaluate ∫_(2)^3x^2dx as the limit of a sum</w:t>
       </w:r>
     </w:p>
     <w:p>
@@ -1092,7 +1038,7 @@
         <w:rPr>
           <w:sz w:val="19"/>
         </w:rPr>
-        <w:t>(A) 1</w:t>
+        <w:t>(A) (72 / 6)</w:t>
       </w:r>
     </w:p>
     <w:p>
@@ -1104,7 +1050,7 @@
         <w:rPr>
           <w:sz w:val="19"/>
         </w:rPr>
-        <w:t>(B) 0</w:t>
+        <w:t>(B) (53 / 9)</w:t>
       </w:r>
     </w:p>
     <w:p>
@@ -1116,7 +1062,7 @@
         <w:rPr>
           <w:sz w:val="19"/>
         </w:rPr>
-        <w:t>(C) log_(e)2</w:t>
+        <w:t>(C) (25 / 7)</w:t>
       </w:r>
     </w:p>
     <w:p>
@@ -1128,7 +1074,7 @@
         <w:rPr>
           <w:sz w:val="19"/>
         </w:rPr>
-        <w:t>(D) log_(e)((1 / 2))</w:t>
+        <w:t>(D) (19 / 3)</w:t>
       </w:r>
     </w:p>
     <w:tbl>
@@ -1169,7 +1115,7 @@
               </w:rPr>
               <w:t>Solution Analysis:</w:t>
               <w:br/>
-              <w:t>∫_(0)^1log((1 / x)-1)dx=∫_(0)^1log((1-x / x))dx I=∫_(0)^1log((1 / 1+0-x)-1)=∫_(0)^1log((1 / 1-x)-1)dx I=∫_(0)^1log((1-1+x / 1-x))dx=∫_(0)^1log((x / 1-x))dx 2I=∫_(0)^1(log((1-x / x))+log((x / 1-x)))dx 2I=0 ⇒ I=0.</w:t>
+              <w:t>Let I=∫_(2)^3x^2dx I=∫_(2)^3x^2dx=∫_(2)^3f(x)dx , where f(x)=x^2 Also,a=2,b=3 \undersetℎ → 0limℎ[f(2)+f(2+ℎ)+f(2+2ℎ) +...+f(2+(n-1)ℎ)] where,nℎ=b-a=3-2=1 =\undersetℎ → 0limℎ[2^2+(2+ℎ)^2+(2+2ℎ)^2+....+(2+(n-1)ℎ)^2] =\undersetℎ → 0limℎ[2^2+(2^2+ℎ^2+4ℎ)+(2^2+2^2ℎ^2+8ℎ) +...+(2^2+(n-1)^2ℎ^2+4(n-1)ℎ)] =\undersetℎ → 0limℎ[2^2ℎ+ℎ^2(1^2+2^2+.....+(n-1)^2) +4ℎ(1+2+...+(n-1))] =\undersetℎ → 0lim[4nℎ+\fracℎ^3(n-1)n(2(n-1)+1)6+4ℎ^2((n-1)ℎ / 2)] =\undersetℎ → 0lim[4nℎ+((nℎ-ℎ)(nℎ)(2nℎ-ℎ) / 6)+2(nℎ-ℎ)(nℎ)] =\undersetℎ → 0lim[4 × 1+((1-ℎ) · 1(2-ℎ) / 6)+2(1-ℎ) · 1] =4+(2 / 6)+2=6+(1 / 3)=(19 / 3)</w:t>
             </w:r>
           </w:p>
         </w:tc>

--- a/data/exports/kcet-definite-integration_revision_notes.docx
+++ b/data/exports/kcet-definite-integration_revision_notes.docx
@@ -189,7 +189,7 @@
                 <w:color w:val="2D3748"/>
                 <w:sz w:val="19"/>
               </w:rPr>
-              <w:t>King's Property &amp; Definite Integral Properties</w:t>
+              <w:t>Properties of Definite Integrals &amp; King's Rule</w:t>
             </w:r>
           </w:p>
         </w:tc>
@@ -209,7 +209,7 @@
               <w:rPr>
                 <w:sz w:val="19"/>
               </w:rPr>
-              <w:t>30 PYQs</w:t>
+              <w:t>31 PYQs</w:t>
             </w:r>
           </w:p>
         </w:tc>
@@ -230,94 +230,7 @@
                 <w:color w:val="718096"/>
                 <w:sz w:val="19"/>
               </w:rPr>
-              <w:t>Integral Properties</w:t>
-            </w:r>
-          </w:p>
-        </w:tc>
-      </w:tr>
-      <w:tr>
-        <w:tc>
-          <w:tcPr>
-            <w:tcW w:type="dxa" w:w="2160"/>
-            <w:shd w:fill="FFFFFF"/>
-            <w:tcMar>
-              <w:top w:w="80" w:type="dxa"/>
-              <w:bottom w:w="80" w:type="dxa"/>
-              <w:left w:w="150" w:type="dxa"/>
-              <w:right w:w="150" w:type="dxa"/>
-            </w:tcMar>
-          </w:tcPr>
-          <w:p>
-            <w:r>
-              <w:rPr>
-                <w:b/>
-                <w:color w:val="718096"/>
-                <w:sz w:val="19"/>
-              </w:rPr>
-              <w:t>Standard</w:t>
-            </w:r>
-          </w:p>
-        </w:tc>
-        <w:tc>
-          <w:tcPr>
-            <w:tcW w:type="dxa" w:w="4320"/>
-            <w:shd w:fill="FFFFFF"/>
-            <w:tcMar>
-              <w:top w:w="80" w:type="dxa"/>
-              <w:bottom w:w="80" w:type="dxa"/>
-              <w:left w:w="150" w:type="dxa"/>
-              <w:right w:w="150" w:type="dxa"/>
-            </w:tcMar>
-          </w:tcPr>
-          <w:p>
-            <w:r>
-              <w:rPr>
-                <w:b/>
-                <w:color w:val="2D3748"/>
-                <w:sz w:val="19"/>
-              </w:rPr>
-              <w:t>Limit of a Sum &amp; Area Under Curves</w:t>
-            </w:r>
-          </w:p>
-        </w:tc>
-        <w:tc>
-          <w:tcPr>
-            <w:tcW w:type="dxa" w:w="1728"/>
-            <w:shd w:fill="FFFFFF"/>
-            <w:tcMar>
-              <w:top w:w="80" w:type="dxa"/>
-              <w:bottom w:w="80" w:type="dxa"/>
-              <w:left w:w="150" w:type="dxa"/>
-              <w:right w:w="150" w:type="dxa"/>
-            </w:tcMar>
-          </w:tcPr>
-          <w:p>
-            <w:r>
-              <w:rPr>
-                <w:sz w:val="19"/>
-              </w:rPr>
-              <w:t>1 PYQs</w:t>
-            </w:r>
-          </w:p>
-        </w:tc>
-        <w:tc>
-          <w:tcPr>
-            <w:tcW w:type="dxa" w:w="1872"/>
-            <w:shd w:fill="FFFFFF"/>
-            <w:tcMar>
-              <w:top w:w="80" w:type="dxa"/>
-              <w:bottom w:w="80" w:type="dxa"/>
-              <w:left w:w="150" w:type="dxa"/>
-              <w:right w:w="150" w:type="dxa"/>
-            </w:tcMar>
-          </w:tcPr>
-          <w:p>
-            <w:r>
-              <w:rPr>
-                <w:color w:val="718096"/>
-                <w:sz w:val="19"/>
-              </w:rPr>
-              <w:t>Summation &amp; Area</w:t>
+              <w:t>Definite Integral Properties</w:t>
             </w:r>
           </w:p>
         </w:tc>
@@ -417,7 +330,7 @@
                 <w:color w:val="1A365D"/>
                 <w:sz w:val="19"/>
               </w:rPr>
-              <w:t>King's Property &amp; Definite Integral Properties</w:t>
+              <w:t>Properties of Definite Integrals &amp; King's Rule</w:t>
             </w:r>
           </w:p>
         </w:tc>
@@ -439,53 +352,7 @@
                 <w:color w:val="2D3748"/>
                 <w:sz w:val="19"/>
               </w:rPr>
-              <w:t>\int_a^b f(x)\,dx = \int_a^b f(a+b-x)\,dx, \quad \int_{-a}^a f(x)\,dx = 0 \text{ (if odd)}, \quad \frac{d}{dx}\int_{u(x)}^{v(x)} f(t)\,dt = f(v(x))v'(x) - f(u(x))u'(x)</w:t>
-            </w:r>
-          </w:p>
-        </w:tc>
-      </w:tr>
-      <w:tr>
-        <w:tc>
-          <w:tcPr>
-            <w:tcW w:type="dxa" w:w="3600"/>
-            <w:shd w:fill="FFFFFF"/>
-            <w:tcMar>
-              <w:top w:w="100" w:type="dxa"/>
-              <w:bottom w:w="100" w:type="dxa"/>
-              <w:left w:w="150" w:type="dxa"/>
-              <w:right w:w="150" w:type="dxa"/>
-            </w:tcMar>
-          </w:tcPr>
-          <w:p>
-            <w:r>
-              <w:rPr>
-                <w:b/>
-                <w:color w:val="1A365D"/>
-                <w:sz w:val="19"/>
-              </w:rPr>
-              <w:t>Limit of a Sum &amp; Area Under Curves</w:t>
-            </w:r>
-          </w:p>
-        </w:tc>
-        <w:tc>
-          <w:tcPr>
-            <w:tcW w:type="dxa" w:w="6480"/>
-            <w:shd w:fill="FFFFFF"/>
-            <w:tcMar>
-              <w:top w:w="100" w:type="dxa"/>
-              <w:bottom w:w="100" w:type="dxa"/>
-              <w:left w:w="150" w:type="dxa"/>
-              <w:right w:w="150" w:type="dxa"/>
-            </w:tcMar>
-          </w:tcPr>
-          <w:p>
-            <w:r>
-              <w:rPr>
-                <w:rFonts w:ascii="Cambria Math" w:hAnsi="Cambria Math"/>
-                <w:color w:val="2D3748"/>
-                <w:sz w:val="19"/>
-              </w:rPr>
-              <w:t>\lim_{n \to \infty} \frac{1}{n}\Sigma_{r=1}^n f\left(\frac{r}{n}\right) = \int_0^1 f(x)\,dx, \quad \text{Area between } y^2 = 4ax \text{ and } y = mx \implies \frac{8a^2}{3m^3}</w:t>
+              <w:t>\int_a^b f(x)dx = \int_a^b f(a+b-x)dx, \quad \int_0^{\pi/2} \frac{\sin^n x}{\sin^n x + \cos^n x} dx = \frac{\pi}{4}</w:t>
             </w:r>
           </w:p>
         </w:tc>
@@ -517,7 +384,7 @@
           <w:color w:val="2B6CB0"/>
           <w:sz w:val="24"/>
         </w:rPr>
-        <w:t>3.1 King's Property &amp; Definite Integral Properties (Very High Yield — 30 PYQs)</w:t>
+        <w:t>3.1 Properties of Definite Integrals &amp; King's Rule (Very High Yield — 31 PYQs)</w:t>
       </w:r>
     </w:p>
     <w:p>
@@ -532,7 +399,7 @@
         <w:rPr>
           <w:sz w:val="20"/>
         </w:rPr>
-        <w:t>King's property f(a+b-x), reflection symmetry, integrals of even/odd functions, periodic functions, and Leibnitz integral differentiation.</w:t>
+        <w:t>King's property: ∫_a^b f(x)dx = ∫_a^b f(a+b-x)dx. For symmetric limits: ∫_(-a)^a f(x)dx = 0 if f(x) is odd, and 2∫_0^a f(x)dx if f(x) is even. Integral of periodic functions: ∫_0^nT f(x)dx = n∫_0^T f(x)dx.</w:t>
       </w:r>
     </w:p>
     <w:tbl>
@@ -570,7 +437,7 @@
                 <w:color w:val="2D3748"/>
                 <w:sz w:val="19"/>
               </w:rPr>
-              <w:t>King's property added to the original integral often yields 2I = ∫_a^b 1\,dx = b - a \implies I = (b - a / 2).</w:t>
+              <w:t>Applying the odd function property ∫_(-a)^a f(x)dx = 0 without verifying that the limits are exactly symmetric [-a, a].</w:t>
             </w:r>
           </w:p>
         </w:tc>
@@ -611,7 +478,7 @@
                 <w:color w:val="2D3748"/>
                 <w:sz w:val="19"/>
               </w:rPr>
-              <w:t>Integral of odd function over symmetric limits [-a, a] is always ZERO: ∫_(-a)^a f(x)\,dx = 0.</w:t>
+              <w:t>Any integral of the form ∫_a^b (f(x) / f(x) + f(a+b-x)) dx is directly equal to (b-a / 2).</w:t>
             </w:r>
           </w:p>
         </w:tc>
@@ -701,160 +568,6 @@
           <w:sz w:val="18"/>
         </w:rPr>
         <w:t xml:space="preserve">"∫_(0)^1log((1 / x)-1)dx is..."  </w:t>
-      </w:r>
-      <w:r>
-        <w:rPr>
-          <w:b/>
-          <w:color w:val="2B6CB0"/>
-          <w:sz w:val="18"/>
-        </w:rPr>
-        <w:t>[Ans: N/A]</w:t>
-      </w:r>
-    </w:p>
-    <w:p>
-      <w:pPr>
-        <w:spacing w:after="120"/>
-      </w:pPr>
-    </w:p>
-    <w:p>
-      <w:pPr>
-        <w:pStyle w:val="Heading2"/>
-      </w:pPr>
-      <w:r>
-        <w:rPr>
-          <w:color w:val="2B6CB0"/>
-          <w:sz w:val="24"/>
-        </w:rPr>
-        <w:t>3.2 Limit of a Sum &amp; Area Under Curves (Standard Yield — 1 PYQs)</w:t>
-      </w:r>
-    </w:p>
-    <w:p>
-      <w:r>
-        <w:rPr>
-          <w:b/>
-          <w:sz w:val="20"/>
-        </w:rPr>
-        <w:t xml:space="preserve">Core Principle: </w:t>
-      </w:r>
-      <w:r>
-        <w:rPr>
-          <w:sz w:val="20"/>
-        </w:rPr>
-        <w:t>Definite integrals as limits of Riemann sums (r/n o x, 1/n o dx), and enclosed area calculations between curves.</w:t>
-      </w:r>
-    </w:p>
-    <w:tbl>
-      <w:tblPr>
-        <w:tblW w:type="auto" w:w="0"/>
-        <w:jc w:val="center"/>
-        <w:tblLook w:firstColumn="1" w:firstRow="1" w:lastColumn="0" w:lastRow="0" w:noHBand="0" w:noVBand="1" w:val="04A0"/>
-      </w:tblPr>
-      <w:tblGrid>
-        <w:gridCol w:w="10080"/>
-      </w:tblGrid>
-      <w:tr>
-        <w:tc>
-          <w:tcPr>
-            <w:tcW w:type="dxa" w:w="10080"/>
-            <w:shd w:fill="FFF5F5"/>
-            <w:tcMar>
-              <w:top w:w="100" w:type="dxa"/>
-              <w:bottom w:w="100" w:type="dxa"/>
-              <w:left w:w="150" w:type="dxa"/>
-              <w:right w:w="150" w:type="dxa"/>
-            </w:tcMar>
-          </w:tcPr>
-          <w:p>
-            <w:r>
-              <w:rPr>
-                <w:b/>
-                <w:color w:val="C53030"/>
-                <w:sz w:val="19"/>
-              </w:rPr>
-              <w:t xml:space="preserve">⚠️ Common Trap / JEE Pitfall: </w:t>
-            </w:r>
-            <w:r>
-              <w:rPr>
-                <w:color w:val="2D3748"/>
-                <w:sz w:val="19"/>
-              </w:rPr>
-              <w:t>Area is always a positive geometric quantity; if the curve dips below the x-axis, take absolute value |∫ y\,dx|.</w:t>
-            </w:r>
-          </w:p>
-        </w:tc>
-      </w:tr>
-    </w:tbl>
-    <w:tbl>
-      <w:tblPr>
-        <w:tblW w:type="auto" w:w="0"/>
-        <w:jc w:val="center"/>
-        <w:tblLook w:firstColumn="1" w:firstRow="1" w:lastColumn="0" w:lastRow="0" w:noHBand="0" w:noVBand="1" w:val="04A0"/>
-      </w:tblPr>
-      <w:tblGrid>
-        <w:gridCol w:w="10080"/>
-      </w:tblGrid>
-      <w:tr>
-        <w:tc>
-          <w:tcPr>
-            <w:tcW w:type="dxa" w:w="10080"/>
-            <w:shd w:fill="F0FFF4"/>
-            <w:tcMar>
-              <w:top w:w="100" w:type="dxa"/>
-              <w:bottom w:w="100" w:type="dxa"/>
-              <w:left w:w="150" w:type="dxa"/>
-              <w:right w:w="150" w:type="dxa"/>
-            </w:tcMar>
-          </w:tcPr>
-          <w:p>
-            <w:r>
-              <w:rPr>
-                <w:b/>
-                <w:color w:val="276749"/>
-                <w:sz w:val="19"/>
-              </w:rPr>
-              <w:t xml:space="preserve">💡 Speed Hack / Trick: </w:t>
-            </w:r>
-            <w:r>
-              <w:rPr>
-                <w:color w:val="2D3748"/>
-                <w:sz w:val="19"/>
-              </w:rPr>
-              <w:t>Area bounded by y^2 = 4ax and x^2 = 4by is given directly by rac16ab3.</w:t>
-            </w:r>
-          </w:p>
-        </w:tc>
-      </w:tr>
-    </w:tbl>
-    <w:p>
-      <w:pPr>
-        <w:spacing w:before="120" w:after="40"/>
-      </w:pPr>
-      <w:r>
-        <w:rPr>
-          <w:b/>
-          <w:color w:val="1A365D"/>
-          <w:sz w:val="19"/>
-        </w:rPr>
-        <w:t>Source PYQs testing this concept:</w:t>
-      </w:r>
-    </w:p>
-    <w:p>
-      <w:pPr>
-        <w:pStyle w:val="ListBullet"/>
-        <w:spacing w:after="40"/>
-      </w:pPr>
-      <w:r>
-        <w:rPr>
-          <w:b/>
-          <w:sz w:val="18"/>
-        </w:rPr>
-        <w:t xml:space="preserve">[2022 Shift] Q#2 (MCQ): </w:t>
-      </w:r>
-      <w:r>
-        <w:rPr>
-          <w:sz w:val="18"/>
-        </w:rPr>
-        <w:t xml:space="preserve">"Evaluate ∫_(2)^3x^2dx as the limit of a sum..."  </w:t>
       </w:r>
       <w:r>
         <w:rPr>
@@ -995,127 +708,6 @@
               <w:t>Solution Analysis:</w:t>
               <w:br/>
               <w:t>Put t=x+6 Then dt=dx Now change the limits. When x=a-6, we get t=(a-6)+6=a When x=b-6, we get t=(b-6)+6=b So, ∫_(a-6)^b-6f(x+6)dx=∫_(a)^bf(t)dt The letter used for the variable does not matter in a definite integral. So, ∫_(a)^bf(t)dt=∫_(a)^bf(x)dx Hence, ∫_(a-6)^b-6f(x+6)dx=∫_(a)^bf(x)dx So the correct option is Option C</w:t>
-            </w:r>
-          </w:p>
-        </w:tc>
-      </w:tr>
-    </w:tbl>
-    <w:p>
-      <w:pPr>
-        <w:spacing w:after="120"/>
-      </w:pPr>
-    </w:p>
-    <w:p>
-      <w:pPr>
-        <w:spacing w:before="160" w:after="40"/>
-      </w:pPr>
-      <w:r>
-        <w:rPr>
-          <w:b/>
-          <w:color w:val="1A365D"/>
-          <w:sz w:val="22"/>
-        </w:rPr>
-        <w:t>Benchmark Problem 2: KCET 2022 (Q#2)</w:t>
-      </w:r>
-    </w:p>
-    <w:p>
-      <w:pPr>
-        <w:spacing w:after="80"/>
-      </w:pPr>
-      <w:r>
-        <w:rPr>
-          <w:sz w:val="20"/>
-        </w:rPr>
-        <w:t>Evaluate ∫_(2)^3x^2dx as the limit of a sum</w:t>
-      </w:r>
-    </w:p>
-    <w:p>
-      <w:pPr>
-        <w:pStyle w:val="ListBullet"/>
-        <w:spacing w:after="20"/>
-      </w:pPr>
-      <w:r>
-        <w:rPr>
-          <w:sz w:val="19"/>
-        </w:rPr>
-        <w:t>(A) (72 / 6)</w:t>
-      </w:r>
-    </w:p>
-    <w:p>
-      <w:pPr>
-        <w:pStyle w:val="ListBullet"/>
-        <w:spacing w:after="20"/>
-      </w:pPr>
-      <w:r>
-        <w:rPr>
-          <w:sz w:val="19"/>
-        </w:rPr>
-        <w:t>(B) (53 / 9)</w:t>
-      </w:r>
-    </w:p>
-    <w:p>
-      <w:pPr>
-        <w:pStyle w:val="ListBullet"/>
-        <w:spacing w:after="20"/>
-      </w:pPr>
-      <w:r>
-        <w:rPr>
-          <w:sz w:val="19"/>
-        </w:rPr>
-        <w:t>(C) (25 / 7)</w:t>
-      </w:r>
-    </w:p>
-    <w:p>
-      <w:pPr>
-        <w:pStyle w:val="ListBullet"/>
-        <w:spacing w:after="20"/>
-      </w:pPr>
-      <w:r>
-        <w:rPr>
-          <w:sz w:val="19"/>
-        </w:rPr>
-        <w:t>(D) (19 / 3)</w:t>
-      </w:r>
-    </w:p>
-    <w:tbl>
-      <w:tblPr>
-        <w:tblW w:type="auto" w:w="0"/>
-        <w:jc w:val="center"/>
-        <w:tblLook w:firstColumn="1" w:firstRow="1" w:lastColumn="0" w:lastRow="0" w:noHBand="0" w:noVBand="1" w:val="04A0"/>
-      </w:tblPr>
-      <w:tblGrid>
-        <w:gridCol w:w="10080"/>
-      </w:tblGrid>
-      <w:tr>
-        <w:tc>
-          <w:tcPr>
-            <w:tcW w:type="dxa" w:w="10080"/>
-            <w:shd w:fill="F7FAFC"/>
-            <w:tcMar>
-              <w:top w:w="100" w:type="dxa"/>
-              <w:bottom w:w="100" w:type="dxa"/>
-              <w:left w:w="150" w:type="dxa"/>
-              <w:right w:w="150" w:type="dxa"/>
-            </w:tcMar>
-          </w:tcPr>
-          <w:p>
-            <w:r>
-              <w:rPr>
-                <w:b/>
-                <w:color w:val="1A365D"/>
-                <w:sz w:val="19"/>
-              </w:rPr>
-              <w:t>Correct Answer: None</w:t>
-              <w:br/>
-            </w:r>
-            <w:r>
-              <w:rPr>
-                <w:color w:val="2D3748"/>
-                <w:sz w:val="18"/>
-              </w:rPr>
-              <w:t>Solution Analysis:</w:t>
-              <w:br/>
-              <w:t>Let I=∫_(2)^3x^2dx I=∫_(2)^3x^2dx=∫_(2)^3f(x)dx , where f(x)=x^2 Also,a=2,b=3 \undersetℎ → 0limℎ[f(2)+f(2+ℎ)+f(2+2ℎ) +...+f(2+(n-1)ℎ)] where,nℎ=b-a=3-2=1 =\undersetℎ → 0limℎ[2^2+(2+ℎ)^2+(2+2ℎ)^2+....+(2+(n-1)ℎ)^2] =\undersetℎ → 0limℎ[2^2+(2^2+ℎ^2+4ℎ)+(2^2+2^2ℎ^2+8ℎ) +...+(2^2+(n-1)^2ℎ^2+4(n-1)ℎ)] =\undersetℎ → 0limℎ[2^2ℎ+ℎ^2(1^2+2^2+.....+(n-1)^2) +4ℎ(1+2+...+(n-1))] =\undersetℎ → 0lim[4nℎ+\fracℎ^3(n-1)n(2(n-1)+1)6+4ℎ^2((n-1)ℎ / 2)] =\undersetℎ → 0lim[4nℎ+((nℎ-ℎ)(nℎ)(2nℎ-ℎ) / 6)+2(nℎ-ℎ)(nℎ)] =\undersetℎ → 0lim[4 × 1+((1-ℎ) · 1(2-ℎ) / 6)+2(1-ℎ) · 1] =4+(2 / 6)+2=6+(1 / 3)=(19 / 3)</w:t>
             </w:r>
           </w:p>
         </w:tc>
